--- a/pr-preview/pr-16/index.docx
+++ b/pr-preview/pr-16/index.docx
@@ -15,7 +15,7 @@
         <w:pStyle w:val="Date"/>
       </w:pPr>
       <w:r>
-        <w:t xml:space="preserve">Last modified: 2026-10-22 15:21:24 (PDT)</w:t>
+        <w:t xml:space="preserve">Last modified: 2026-10-22 15:42:28 (PDT)</w:t>
       </w:r>
     </w:p>
     <w:bookmarkStart w:id="14" w:name="welcome"/>

--- a/pr-preview/pr-16/index.docx
+++ b/pr-preview/pr-16/index.docx
@@ -15,10 +15,10 @@
         <w:pStyle w:val="Date"/>
       </w:pPr>
       <w:r>
-        <w:t xml:space="preserve">Last modified: 2026-10-22 15:42:28 (PDT)</w:t>
+        <w:t xml:space="preserve">Last modified: 2026-10-22 15:55:46 (PDT)</w:t>
       </w:r>
     </w:p>
-    <w:bookmarkStart w:id="14" w:name="welcome"/>
+    <w:bookmarkStart w:id="15" w:name="welcome"/>
     <w:p>
       <w:pPr>
         <w:pStyle w:val="Heading1"/>
@@ -47,7 +47,7 @@
         <w:t xml:space="preserve">The code runs when the site is built, so every figure comes from the data shown.</w:t>
       </w:r>
     </w:p>
-    <w:bookmarkStart w:id="10" w:name="pages"/>
+    <w:bookmarkStart w:id="11" w:name="pages"/>
     <w:p>
       <w:pPr>
         <w:pStyle w:val="Heading2"/>
@@ -76,8 +76,28 @@
         <w:t xml:space="preserve">: a rug and two histograms for a 0/1 outcome and a continuous feature.</w:t>
       </w:r>
     </w:p>
-    <w:bookmarkEnd w:id="10"/>
-    <w:bookmarkStart w:id="11" w:name="formats"/>
+    <w:p>
+      <w:pPr>
+        <w:pStyle w:val="Compact"/>
+        <w:numPr>
+          <w:ilvl w:val="0"/>
+          <w:numId w:val="1001"/>
+        </w:numPr>
+      </w:pPr>
+      <w:hyperlink r:id="rId10">
+        <w:r>
+          <w:rPr>
+            <w:rStyle w:val="Hyperlink"/>
+          </w:rPr>
+          <w:t xml:space="preserve">Choosing Colors</w:t>
+        </w:r>
+      </w:hyperlink>
+      <w:r>
+        <w:t xml:space="preserve">: how far apart a palette’s closest two colors are under simulated color vision deficiency.</w:t>
+      </w:r>
+    </w:p>
+    <w:bookmarkEnd w:id="11"/>
+    <w:bookmarkStart w:id="12" w:name="formats"/>
     <w:p>
       <w:pPr>
         <w:pStyle w:val="Heading2"/>
@@ -145,8 +165,8 @@
         <w:t xml:space="preserve">a PDF handout and a Word document.</w:t>
       </w:r>
     </w:p>
-    <w:bookmarkEnd w:id="11"/>
-    <w:bookmarkStart w:id="13" w:name="references"/>
+    <w:bookmarkEnd w:id="12"/>
+    <w:bookmarkStart w:id="14" w:name="references"/>
     <w:p>
       <w:pPr>
         <w:pStyle w:val="Heading2"/>
@@ -155,10 +175,10 @@
         <w:t xml:space="preserve">References</w:t>
       </w:r>
     </w:p>
-    <w:bookmarkStart w:id="12" w:name="refs"/>
-    <w:bookmarkEnd w:id="12"/>
+    <w:bookmarkStart w:id="13" w:name="refs"/>
     <w:bookmarkEnd w:id="13"/>
     <w:bookmarkEnd w:id="14"/>
+    <w:bookmarkEnd w:id="15"/>
     <w:sectPr>
       <w:footnotePr>
         <w:numRestart w:val="eachSect"/>
